--- a/en/wisdom-stories/dead-remain-in-life.docx
+++ b/en/wisdom-stories/dead-remain-in-life.docx
@@ -4,92 +4,51 @@
   <w:body>
     <w:p>
       <w:pPr>
-        <w:spacing w:before="0" w:after="60"/>
-        <w:jc w:val="left"/>
+        <w:pStyle w:val="Title"/>
       </w:pPr>
       <w:r>
-        <w:rPr>
-          <w:rFonts w:ascii="Arial" w:hAnsi="Arial" w:eastAsia="Arial"/>
-          <w:i w:val="0"/>
-          <w:color w:val="000000"/>
-          <w:sz w:val="52"/>
-        </w:rPr>
-        <w:t>The dead are the survivors</w:t>
+        <w:t>The One Left Behind</w:t>
       </w:r>
     </w:p>
     <w:p>
       <w:pPr>
-        <w:jc w:val="left"/>
+        <w:keepNext/>
       </w:pPr>
       <w:r>
-        <w:rPr>
-          <w:rFonts w:ascii="Arial" w:hAnsi="Arial" w:eastAsia="Arial"/>
-          <w:i w:val="0"/>
-          <w:color w:val="000000"/>
-          <w:sz w:val="22"/>
-        </w:rPr>
-        <w:t>When one of two people who love each other with all their heart dies, the real "dead" is the one who survives.</w:t>
+        <w:t>When two people love each other wholeheartedly and one dies, the survivor may feel that they, too, have ceased to live.</w:t>
       </w:r>
     </w:p>
     <w:p>
       <w:pPr>
-        <w:pStyle w:val="Moral"/>
         <w:keepNext/>
         <w:keepLines/>
-        <w:widowControl/>
-        <w:spacing w:before="240" w:after="180" w:line="283" w:lineRule="auto"/>
-        <w:ind w:left="240" w:right="240"/>
-        <w:jc w:val="left"/>
-        <w:pBdr>
-          <w:top w:val="single" w:sz="8" w:space="7" w:color="E8D59A"/>
-          <w:left w:val="single" w:sz="32" w:space="11" w:color="C6A23A"/>
-          <w:bottom w:val="single" w:sz="8" w:space="7" w:color="E8D59A"/>
-          <w:right w:val="single" w:sz="8" w:space="11" w:color="E8D59A"/>
-        </w:pBdr>
-        <w:shd w:val="clear" w:color="auto" w:fill="FFF8E1"/>
+        <w:spacing w:before="160"/>
       </w:pPr>
       <w:r>
         <w:rPr>
-          <w:rFonts w:ascii="Arial" w:hAnsi="Arial" w:eastAsia="Arial" w:cs="Arial"/>
           <w:b/>
-          <w:i w:val="0"/>
-          <w:color w:val="9A7417"/>
-          <w:sz w:val="22"/>
         </w:rPr>
-        <w:t xml:space="preserve">Moral: </w:t>
+        <w:t>Moral:</w:t>
       </w:r>
       <w:r>
-        <w:rPr>
-          <w:rFonts w:ascii="Arial" w:hAnsi="Arial" w:eastAsia="Arial" w:cs="Arial"/>
-          <w:b w:val="0"/>
-          <w:i w:val="0"/>
-          <w:color w:val="3F3826"/>
-          <w:sz w:val="22"/>
-        </w:rPr>
-        <w:t>When one of two people who love each other with all their heart leaves, the real "dead" is the one who is left behind and yearns. Love is even deeper in separation.</w:t>
+        <w:t xml:space="preserve"> The person left behind carries both love and longing. Separation can make the depth of that love painfully clear.</w:t>
       </w:r>
     </w:p>
     <w:p>
       <w:pPr>
-        <w:keepLines/>
-        <w:widowControl/>
-        <w:spacing w:before="60" w:after="0" w:line="240" w:lineRule="auto"/>
-        <w:jc w:val="right"/>
+        <w:spacing w:after="80"/>
       </w:pPr>
       <w:r>
         <w:rPr>
-          <w:rFonts w:ascii="Arial" w:hAnsi="Arial" w:eastAsia="Arial" w:cs="Arial"/>
-          <w:b w:val="0"/>
           <w:i/>
-          <w:color w:val="8A7950"/>
-          <w:sz w:val="17"/>
+          <w:sz w:val="18"/>
         </w:rPr>
-        <w:t>The story was obtained from open Internet sources.</w:t>
+        <w:t>Source: Publicly available internet sources.</w:t>
       </w:r>
     </w:p>
     <w:sectPr>
       <w:pgSz w:w="12240" w:h="15840"/>
-      <w:pgMar w:top="1440" w:right="1440" w:bottom="1440" w:left="1440" w:header="708" w:footer="708" w:gutter="0"/>
+      <w:pgMar w:top="1080" w:right="1224" w:bottom="1080" w:left="1224" w:header="720" w:footer="720" w:gutter="0"/>
       <w:cols w:space="720"/>
       <w:docGrid w:linePitch="360"/>
     </w:sectPr>
@@ -461,12 +420,14 @@
     <w:qFormat/>
     <w:rsid w:val="00FC693F"/>
     <w:pPr>
-      <w:spacing w:before="0" w:after="160" w:line="276" w:lineRule="auto"/>
+      <w:widowControl/>
+      <w:spacing w:after="120" w:line="259" w:lineRule="auto"/>
     </w:pPr>
     <w:rPr>
-      <w:rFonts w:ascii="Arial" w:hAnsi="Arial" w:eastAsia="Arial"/>
+      <w:rFonts w:ascii="Arial" w:hAnsi="Arial"/>
       <w:color w:val="000000"/>
       <w:sz w:val="22"/>
+      <w:lang w:val="en-US"/>
     </w:rPr>
   </w:style>
   <w:style w:type="paragraph" w:styleId="Header">
@@ -810,18 +771,17 @@
     <w:qFormat/>
     <w:rsid w:val="00FC693F"/>
     <w:pPr>
-      <w:pBdr>
-        <w:bottom w:val="single" w:sz="8" w:space="4" w:color="4F81BD" w:themeColor="accent1"/>
-      </w:pBdr>
-      <w:spacing w:after="300" w:line="240" w:lineRule="auto"/>
+      <w:keepNext/>
+      <w:spacing w:after="280" w:line="240" w:lineRule="auto"/>
       <w:contextualSpacing/>
     </w:pPr>
     <w:rPr>
-      <w:rFonts w:asciiTheme="majorHAnsi" w:eastAsiaTheme="majorEastAsia" w:hAnsiTheme="majorHAnsi" w:cstheme="majorBidi"/>
-      <w:color w:val="17365D" w:themeColor="text2" w:themeShade="BF"/>
+      <w:rFonts w:asciiTheme="majorHAnsi" w:eastAsiaTheme="majorEastAsia" w:hAnsiTheme="majorHAnsi" w:cstheme="majorBidi" w:ascii="Arial" w:hAnsi="Arial"/>
+      <w:b/>
+      <w:color w:val="000000"/>
       <w:spacing w:val="5"/>
       <w:kern w:val="28"/>
-      <w:sz w:val="52"/>
+      <w:sz w:val="34"/>
       <w:szCs w:val="52"/>
     </w:rPr>
   </w:style>
@@ -1297,9 +1257,6 @@
     <w:qFormat/>
     <w:rsid w:val="00FC693F"/>
     <w:pPr>
-      <w:pBdr>
-        <w:bottom w:val="single" w:sz="4" w:space="4" w:color="4F81BD" w:themeColor="accent1"/>
-      </w:pBdr>
       <w:spacing w:before="200" w:after="280"/>
       <w:ind w:left="936" w:right="936"/>
     </w:pPr>
@@ -12150,18 +12107,6 @@
         <w:shd w:val="clear" w:color="auto" w:fill="FBCAA2" w:themeFill="accent6" w:themeFillTint="7F"/>
       </w:tcPr>
     </w:tblStylePr>
-  </w:style>
-  <w:style w:type="paragraph" w:customStyle="1" w:styleId="Moral">
-    <w:name w:val="Moral"/>
-    <w:basedOn w:val="Normal"/>
-    <w:pPr>
-      <w:spacing w:before="160" w:after="0" w:line="276" w:lineRule="auto"/>
-    </w:pPr>
-    <w:rPr>
-      <w:rFonts w:ascii="Arial" w:hAnsi="Arial" w:eastAsia="Arial"/>
-      <w:i/>
-      <w:sz w:val="22"/>
-    </w:rPr>
   </w:style>
 </w:styles>
 </file>

--- a/en/wisdom-stories/dead-remain-in-life.docx
+++ b/en/wisdom-stories/dead-remain-in-life.docx
@@ -7,7 +7,7 @@
         <w:pStyle w:val="Title"/>
       </w:pPr>
       <w:r>
-        <w:t>The One Left Behind</w:t>
+        <w:t>The One Who Dies Is the One Who Remains in Life</w:t>
       </w:r>
     </w:p>
     <w:p>
@@ -15,7 +15,7 @@
         <w:keepNext/>
       </w:pPr>
       <w:r>
-        <w:t>When two people love each other wholeheartedly and one dies, the survivor may feel that they, too, have ceased to live.</w:t>
+        <w:t>When two people love each other wholeheartedly and one dies, the one who truly dies is the one who remains in life.</w:t>
       </w:r>
     </w:p>
     <w:p>
@@ -28,11 +28,9 @@
         <w:rPr>
           <w:b/>
         </w:rPr>
-        <w:t>Moral:</w:t>
+        <w:t>Moral: The one left behind lives with longing and feels dead while still alive. Separation can make the depth of that love painfully clear.</w:t>
       </w:r>
-      <w:r>
-        <w:t xml:space="preserve"> The person left behind carries both love and longing. Separation can make the depth of that love painfully clear.</w:t>
-      </w:r>
+      <w:r/>
     </w:p>
     <w:p>
       <w:pPr>
@@ -43,7 +41,7 @@
           <w:i/>
           <w:sz w:val="18"/>
         </w:rPr>
-        <w:t>Source: Publicly available internet sources.</w:t>
+        <w:t>Stories are taken from open Internet sources; illustrations were created with AI.</w:t>
       </w:r>
     </w:p>
     <w:sectPr>
